--- a/Лабораторна робота 4/ЛР4_Стеганографія_ВТк241_Незнайко_Віталій.docx
+++ b/Лабораторна робота 4/ЛР4_Стеганографія_ВТк241_Незнайко_Віталій.docx
@@ -11970,6 +11970,7 @@
         <w:rPr>
           <w:rFonts w:ascii="Times New Roman" w:hAnsi="Times New Roman"/>
           <w:bCs/>
+          <w:noProof/>
           <w:sz w:val="28"/>
           <w:szCs w:val="28"/>
           <w:lang w:val="uk-UA" w:eastAsia="ru-RU"/>
@@ -12061,18 +12062,7 @@
           <w:szCs w:val="28"/>
           <w:lang w:val="uk-UA" w:eastAsia="ru-RU"/>
         </w:rPr>
-        <w:t xml:space="preserve">. </w:t>
-      </w:r>
-      <w:r>
-        <w:rPr>
-          <w:rFonts w:ascii="Times New Roman" w:hAnsi="Times New Roman"/>
-          <w:bCs/>
-          <w:noProof/>
-          <w:sz w:val="28"/>
-          <w:szCs w:val="28"/>
-          <w:lang w:val="uk-UA" w:eastAsia="ru-RU"/>
-        </w:rPr>
-        <w:t xml:space="preserve">Порівняння графіків </w:t>
+        <w:t xml:space="preserve">. Порівняння графіків </w:t>
       </w:r>
       <w:r>
         <w:rPr>
@@ -16598,13 +16588,15 @@
                               <w:jc w:val="center"/>
                               <w:rPr>
                                 <w:sz w:val="20"/>
+                                <w:lang w:val="en-US"/>
                               </w:rPr>
                             </w:pPr>
                             <w:r>
                               <w:rPr>
                                 <w:sz w:val="20"/>
+                                <w:lang w:val="en-US"/>
                               </w:rPr>
-                              <w:t>15</w:t>
+                              <w:t>5</w:t>
                             </w:r>
                           </w:p>
                         </w:txbxContent>
@@ -17462,13 +17454,15 @@
                         <w:jc w:val="center"/>
                         <w:rPr>
                           <w:sz w:val="20"/>
+                          <w:lang w:val="en-US"/>
                         </w:rPr>
                       </w:pPr>
                       <w:r>
                         <w:rPr>
                           <w:sz w:val="20"/>
+                          <w:lang w:val="en-US"/>
                         </w:rPr>
-                        <w:t>15</w:t>
+                        <w:t>5</w:t>
                       </w:r>
                     </w:p>
                   </w:txbxContent>
@@ -19682,6 +19676,7 @@
   <w:style w:type="character" w:default="1" w:styleId="a0">
     <w:name w:val="Default Paragraph Font"/>
     <w:uiPriority w:val="1"/>
+    <w:semiHidden/>
     <w:unhideWhenUsed/>
   </w:style>
   <w:style w:type="table" w:default="1" w:styleId="a1">
